--- a/applications/sap-fioneer/Mehreen_Himani_Cover_Letter_SAP_Fioneer.docx
+++ b/applications/sap-fioneer/Mehreen_Himani_Cover_Letter_SAP_Fioneer.docx
@@ -354,45 +354,7 @@
           <w:i w:val="0"/>
           <w:sz w:val="20"/>
         </w:rPr>
-        <w:t xml:space="preserve">I am currently </w:t>
-      </w:r>
-      <w:r>
-        <w:rPr>
-          <w:rFonts w:ascii="Georgia" w:hAnsi="Georgia"/>
-          <w:b/>
-          <w:i w:val="0"/>
-          <w:color w:val="000000"/>
-          <w:sz w:val="20"/>
-        </w:rPr>
-        <w:t>AI Product &amp; Solution Manager at Capgemini in Stuttgart</w:t>
-      </w:r>
-      <w:r>
-        <w:rPr>
-          <w:rFonts w:ascii="Georgia" w:hAnsi="Georgia"/>
-          <w:b w:val="0"/>
-          <w:i w:val="0"/>
-          <w:sz w:val="20"/>
-        </w:rPr>
-        <w:t xml:space="preserve">, working exactly at the intersection your role describes. Before that I spent a decade inside banks — </w:t>
-      </w:r>
-      <w:r>
-        <w:rPr>
-          <w:rFonts w:ascii="Georgia" w:hAnsi="Georgia"/>
-          <w:b/>
-          <w:i w:val="0"/>
-          <w:color w:val="000000"/>
-          <w:sz w:val="20"/>
-        </w:rPr>
-        <w:t>UBS, Standard Chartered and Credit Suisse</w:t>
-      </w:r>
-      <w:r>
-        <w:rPr>
-          <w:rFonts w:ascii="Georgia" w:hAnsi="Georgia"/>
-          <w:b w:val="0"/>
-          <w:i w:val="0"/>
-          <w:sz w:val="20"/>
-        </w:rPr>
-        <w:t xml:space="preserve"> — owning credit risk analytics, AML alert prioritisation, loan stress testing and post-trade settlement. I know core banking processes from the inside, not from a slide.</w:t>
+        <w:t>I am currently AI Product &amp; Solution Manager at Capgemini in Stuttgart, working exactly at the intersection your role describes. Before that I spent a decade inside banks — UBS, Standard Chartered and Credit Suisse — owning credit risk analytics, AML alert prioritisation, loan stress testing and post-trade settlement. I know core banking processes from the inside, not from a slide.</w:t>
       </w:r>
     </w:p>
     <w:p>
@@ -434,26 +396,7 @@
           <w:i w:val="0"/>
           <w:sz w:val="20"/>
         </w:rPr>
-        <w:t xml:space="preserve"> At Capgemini I work with sales, pre-sales and account leadership to find and qualify AI opportunities — shaping 12+ use cases across lending, payments and compliance, quantifying $600K+ in annual savings potential and tripling AI pilot proposals in three months. I also co-created </w:t>
-      </w:r>
-      <w:r>
-        <w:rPr>
-          <w:rFonts w:ascii="Georgia" w:hAnsi="Georgia"/>
-          <w:b/>
-          <w:i w:val="0"/>
-          <w:color w:val="000000"/>
-          <w:sz w:val="20"/>
-        </w:rPr>
-        <w:t>QA Radar</w:t>
-      </w:r>
-      <w:r>
-        <w:rPr>
-          <w:rFonts w:ascii="Georgia" w:hAnsi="Georgia"/>
-          <w:b w:val="0"/>
-          <w:i w:val="0"/>
-          <w:sz w:val="20"/>
-        </w:rPr>
-        <w:t xml:space="preserve"> with the sales team, turning delivery data into a repeatable opportunity-intelligence asset for client conversations.</w:t>
+        <w:t xml:space="preserve"> At Capgemini I work with sales, pre-sales and account leadership to find and qualify AI opportunities — shaping 12+ use cases across lending, payments and compliance, quantifying $600K+ in annual savings potential and tripling AI pilot proposals in three months. I also co-created QA Radar with the sales team, turning delivery data into a repeatable opportunity-intelligence asset for client conversations.</w:t>
       </w:r>
     </w:p>
     <w:p>
@@ -618,26 +561,7 @@
           <w:i w:val="0"/>
           <w:sz w:val="20"/>
         </w:rPr>
-        <w:t xml:space="preserve"> I own test strategy and test management for </w:t>
-      </w:r>
-      <w:r>
-        <w:rPr>
-          <w:rFonts w:ascii="Georgia" w:hAnsi="Georgia"/>
-          <w:b/>
-          <w:i w:val="0"/>
-          <w:color w:val="000000"/>
-          <w:sz w:val="20"/>
-        </w:rPr>
-        <w:t>SAP S/4HANA migration</w:t>
-      </w:r>
-      <w:r>
-        <w:rPr>
-          <w:rFonts w:ascii="Georgia" w:hAnsi="Georgia"/>
-          <w:b w:val="0"/>
-          <w:i w:val="0"/>
-          <w:sz w:val="20"/>
-        </w:rPr>
-        <w:t xml:space="preserve"> programmes and built the SAP knowledge management practice behind them — so I can hold my own with your core banking and SAP colleagues.</w:t>
+        <w:t xml:space="preserve"> I own test strategy and test management for SAP S/4HANA migration programmes and built the SAP knowledge management practice behind them — so I can hold my own with your core banking and SAP colleagues.</w:t>
       </w:r>
     </w:p>
     <w:p>
